--- a/test.docx
+++ b/test.docx
@@ -4,356 +4,304 @@
   <w:body>
     <w:p>
       <w:pPr>
-        <w:bidi w:val="0"/>
+        <w:pStyle w:val="2"/>
+        <w:bidi w:val="0"/>
+        <w:jc w:val="center"/>
         <w:rPr>
           <w:rFonts w:hint="eastAsia"/>
-          <w:sz w:val="84"/>
-          <w:szCs w:val="84"/>
+        </w:rPr>
+      </w:pPr>
+      <w:bookmarkStart w:id="0" w:name="_Toc22704"/>
+      <w:r>
+        <w:rPr>
+          <w:rFonts w:hint="eastAsia"/>
           <w:lang w:val="en-US" w:eastAsia="zh-CN"/>
         </w:rPr>
-      </w:pPr>
+        <w:t>第一章</w:t>
+      </w:r>
+      <w:r>
+        <w:t xml:space="preserve"> </w:t>
+      </w:r>
       <w:r>
         <w:rPr>
           <w:rFonts w:hint="eastAsia"/>
-          <w:sz w:val="84"/>
-          <w:szCs w:val="84"/>
+        </w:rPr>
+        <w:t>绪论</w:t>
+      </w:r>
+      <w:bookmarkEnd w:id="0"/>
+    </w:p>
+    <w:p>
+      <w:pPr>
+        <w:pStyle w:val="3"/>
+        <w:bidi w:val="0"/>
+      </w:pPr>
+      <w:bookmarkStart w:id="1" w:name="_Toc28903"/>
+      <w:r>
+        <w:rPr>
+          <w:rFonts w:hint="default"/>
           <w:lang w:val="en-US" w:eastAsia="zh-CN"/>
         </w:rPr>
-        <w:t>初号</w:t>
-      </w:r>
-    </w:p>
-    <w:p>
-      <w:pPr>
-        <w:bidi w:val="0"/>
-        <w:rPr>
-          <w:rFonts w:hint="default"/>
-          <w:sz w:val="72"/>
-          <w:szCs w:val="72"/>
+        <w:t>1.1</w:t>
+      </w:r>
+      <w:r>
+        <w:t>设计的目的以及意义</w:t>
+      </w:r>
+      <w:bookmarkEnd w:id="1"/>
+      <w:r>
+        <w:t xml:space="preserve"> </w:t>
+      </w:r>
+    </w:p>
+    <w:p>
+      <w:pPr>
+        <w:bidi w:val="0"/>
+        <w:rPr>
+          <w:rFonts w:hint="default"/>
+        </w:rPr>
+      </w:pPr>
+      <w:r>
+        <w:rPr>
+          <w:rFonts w:hint="default"/>
+        </w:rPr>
+        <w:t>智慧考试系统的设计源于对传统考试模式局限性的突破。传统考试组织繁琐、评阅费时且缺乏深度数据分析，难以为教学提供及时反馈。本系统旨在利用现代信息技术重构考试流程，实现考试全过程的智能化管理。</w:t>
+      </w:r>
+    </w:p>
+    <w:p>
+      <w:pPr>
+        <w:bidi w:val="0"/>
+        <w:rPr>
+          <w:rFonts w:hint="default"/>
+        </w:rPr>
+      </w:pPr>
+      <w:r>
+        <w:rPr>
+          <w:rFonts w:hint="default"/>
+        </w:rPr>
+        <w:t>系统构建了集题库管理、试卷组织、在线考试、自动评分和数据分析于一体的综合平台。教师可便捷创建题库、灵活组卷并发布考试；学生能在线答题并获取即时反馈；同时系统自动收集错题数据，为学习提供精准指导。这种智能化管理提高了考试效率，减轻了教师负担，优化了学生学习体验。</w:t>
+      </w:r>
+    </w:p>
+    <w:p>
+      <w:pPr>
+        <w:bidi w:val="0"/>
+        <w:rPr>
+          <w:rFonts w:hint="default"/>
+        </w:rPr>
+      </w:pPr>
+      <w:r>
+        <w:rPr>
+          <w:rFonts w:hint="default"/>
+        </w:rPr>
+        <w:t>从教育角度看，系统将考试从单纯评价工具转变为促进学习的有效手段。通过错题分析和AI个性化评估，系统帮助学生识别知识盲点，提供科学学习建议。对教师而言，系统生成的数据分析报告揭示学生知识掌握情况和班级共性问题，为教学改进提供依据。</w:t>
+      </w:r>
+    </w:p>
+    <w:p>
+      <w:pPr>
+        <w:keepNext w:val="0"/>
+        <w:keepLines w:val="0"/>
+        <w:pageBreakBefore w:val="0"/>
+        <w:widowControl w:val="0"/>
+        <w:kinsoku/>
+        <w:wordWrap/>
+        <w:overflowPunct/>
+        <w:topLinePunct w:val="0"/>
+        <w:autoSpaceDE/>
+        <w:autoSpaceDN/>
+        <w:bidi w:val="0"/>
+        <w:adjustRightInd/>
+        <w:snapToGrid/>
+        <w:textAlignment w:val="auto"/>
+        <w:rPr>
+          <w:rFonts w:hint="eastAsia"/>
+        </w:rPr>
+      </w:pPr>
+      <w:r>
+        <w:rPr>
+          <w:rFonts w:hint="default"/>
+        </w:rPr>
+        <w:t>系统采用严格的权限管理和数据加密机制，确保考试公平和数据安全。其开放架构也为未来与其他教育平台整合创造了条件，助力构建更完整的智慧教育生态。智慧考试系统通过技术创新推动教育评价变革，将考试从终点转变为学习的起点，实现"以考促学、以考促教"的教育理念。</w:t>
+      </w:r>
+    </w:p>
+    <w:p>
+      <w:pPr>
+        <w:pStyle w:val="3"/>
+        <w:bidi w:val="0"/>
+      </w:pPr>
+      <w:bookmarkStart w:id="2" w:name="_Toc6410"/>
+      <w:r>
+        <w:rPr>
+          <w:rFonts w:hint="default"/>
           <w:lang w:val="en-US" w:eastAsia="zh-CN"/>
         </w:rPr>
-      </w:pPr>
+        <w:t>1.2</w:t>
+      </w:r>
+      <w:r>
+        <w:t>国内外现状及发展趋势</w:t>
+      </w:r>
+      <w:bookmarkEnd w:id="2"/>
+    </w:p>
+    <w:p>
+      <w:pPr>
+        <w:bidi w:val="0"/>
+        <w:rPr>
+          <w:rFonts w:hint="default"/>
+        </w:rPr>
+        <w:sectPr>
+          <w:headerReference r:id="rId5" w:type="default"/>
+          <w:footerReference r:id="rId6" w:type="default"/>
+          <w:pgSz w:w="11906" w:h="16838"/>
+          <w:pgMar w:top="1440" w:right="1797" w:bottom="1440" w:left="1797" w:header="851" w:footer="992" w:gutter="0"/>
+          <w:pgNumType w:fmt="decimal" w:start="1"/>
+          <w:cols w:space="720" w:num="1"/>
+          <w:docGrid w:type="lines" w:linePitch="312" w:charSpace="0"/>
+        </w:sectPr>
+      </w:pPr>
+      <w:r>
+        <w:rPr>
+          <w:rFonts w:hint="default"/>
+        </w:rPr>
+        <w:t>智慧考试系统作为教育信息化的重要组成部分，近年来在全球范围内发展迅速。国外智慧考试系统起步较早，已形成相对成熟的技术体系和商业模式。以美国为代表的西方国家，智慧考试系统已广泛应用于各级教育机构中。诸如Pearson VUE、Prometric等国际知名考试服务机构，开发了功能完善的考试平台，支持题库管理、自适应测试、大规模在线考试等功能，并通过严格的身份验证、作弊防控技术确保考试公平性。这些平台不仅服务于学校教育，也广泛应用于职业资格认证、企业培训等领域，形成了完整的考试服务生态。</w:t>
+      </w:r>
+      <w:r>
+        <w:rPr>
+          <w:rFonts w:hint="default"/>
+        </w:rPr>
+        <w:br w:type="textWrapping"/>
+      </w:r>
       <w:r>
         <w:rPr>
           <w:rFonts w:hint="eastAsia"/>
-          <w:sz w:val="72"/>
-          <w:szCs w:val="72"/>
           <w:lang w:val="en-US" w:eastAsia="zh-CN"/>
         </w:rPr>
-        <w:t>小初</w:t>
-      </w:r>
-    </w:p>
-    <w:p>
-      <w:pPr>
-        <w:bidi w:val="0"/>
+        <w:t xml:space="preserve">    </w:t>
+      </w:r>
+      <w:r>
+        <w:rPr>
+          <w:rFonts w:hint="default"/>
+        </w:rPr>
+        <w:t>欧洲国家则更注重将教育理论与考试技术融合，推动了基于能力评估的考试模式创新。如芬兰的智慧考试系统注重对学生创新思维和实践能力的评估，减少对机械记忆的依赖，这与其教育理念高度一致。此外，澳大利亚、新加坡等国也积极探索智慧考试在国家教育评价体系中的应用，推动了考试内容和形式的多样化发展。</w:t>
+      </w:r>
+      <w:r>
+        <w:rPr>
+          <w:rFonts w:hint="default"/>
+        </w:rPr>
+        <w:br w:type="textWrapping"/>
+      </w:r>
+      <w:r>
         <w:rPr>
           <w:rFonts w:hint="eastAsia"/>
-          <w:sz w:val="52"/>
-          <w:szCs w:val="52"/>
           <w:lang w:val="en-US" w:eastAsia="zh-CN"/>
         </w:rPr>
-      </w:pPr>
+        <w:t xml:space="preserve">    </w:t>
+      </w:r>
+      <w:r>
+        <w:rPr>
+          <w:rFonts w:hint="default"/>
+        </w:rPr>
+        <w:t>相比之下，我国智慧考试系统的发展虽起步略晚，但增长速度迅猛。得益于</w:t>
+      </w:r>
+    </w:p>
+    <w:p>
+      <w:pPr>
+        <w:bidi w:val="0"/>
+        <w:rPr>
+          <w:rFonts w:hint="default"/>
+        </w:rPr>
+      </w:pPr>
+      <w:r>
+        <w:rPr>
+          <w:rFonts w:hint="default"/>
+        </w:rPr>
+        <w:t>国家教育信息化战略的推动和互联网技术的普及，国内已出现一批技术先进、功能丰富的智慧考试平台。在高等教育领域，多所重点高校开发了适合自身教学特点的在线考试系统；在基础教育领域，智学网、一起教育等平台提供了集考试、测评、分析于一体的解决方案；在社会化考试领域，中国教育考试网等机构也积极推进重要考试的信息化改革。与此同时，我国智慧考试系统也呈现出本土化特色，如注重与大班教学模式的适配、强调考试数据与教学改进的联动等。</w:t>
+      </w:r>
+      <w:r>
+        <w:rPr>
+          <w:rFonts w:hint="default"/>
+        </w:rPr>
+        <w:br w:type="textWrapping"/>
+      </w:r>
       <w:r>
         <w:rPr>
           <w:rFonts w:hint="eastAsia"/>
-          <w:sz w:val="52"/>
-          <w:szCs w:val="52"/>
           <w:lang w:val="en-US" w:eastAsia="zh-CN"/>
         </w:rPr>
-        <w:t>一号</w:t>
-      </w:r>
-    </w:p>
-    <w:p>
-      <w:pPr>
-        <w:bidi w:val="0"/>
+        <w:t xml:space="preserve">    </w:t>
+      </w:r>
+      <w:r>
+        <w:rPr>
+          <w:rFonts w:hint="default"/>
+        </w:rPr>
+        <w:t>当前，智慧考试系统的发展呈现出几个明显趋势。首先是人工智能技术的深度应用，包括智能评分系统发展、基于AI的学习分析和预测等。其次是考试形式的多元化，从传统选择填空向包含情境模拟、交互式问题在内的综合性评估转变，更全面地检验学生能力。第三是安全技术的创新，如生物识别、行为分析等技术在考试监控中的应用，确保考试过程的公平公正。此外，区块链技术在成绩认证和证书管理方面的应用也成为新热点。</w:t>
+      </w:r>
+      <w:r>
+        <w:rPr>
+          <w:rFonts w:hint="default"/>
+        </w:rPr>
+        <w:br w:type="textWrapping"/>
+      </w:r>
+      <w:r>
         <w:rPr>
           <w:rFonts w:hint="eastAsia"/>
-          <w:sz w:val="48"/>
-          <w:szCs w:val="48"/>
-          <w:vertAlign w:val="superscript"/>
           <w:lang w:val="en-US" w:eastAsia="zh-CN"/>
         </w:rPr>
-      </w:pPr>
-      <w:r>
-        <w:rPr>
-          <w:rFonts w:hint="eastAsia"/>
-          <w:sz w:val="48"/>
-          <w:szCs w:val="48"/>
-          <w:vertAlign w:val="superscript"/>
+        <w:t xml:space="preserve">    </w:t>
+      </w:r>
+      <w:r>
+        <w:rPr>
+          <w:rFonts w:hint="default"/>
+        </w:rPr>
+        <w:t>随着5G、云计算等基础设施的完善和教育理念的不断革新，智慧考试系统正向更加智能化、个性化、生态化的方向发展。未来的智慧考试系统将不仅是考试工具，更将成为连接学习与评价、教学与管理的重要纽带，推动教育评价模式的深刻变革。</w:t>
+      </w:r>
+    </w:p>
+    <w:p>
+      <w:pPr>
+        <w:bidi w:val="0"/>
+        <w:rPr>
+          <w:rFonts w:hint="default"/>
+        </w:rPr>
+      </w:pPr>
+    </w:p>
+    <w:p>
+      <w:pPr>
+        <w:bidi w:val="0"/>
+        <w:rPr>
+          <w:rFonts w:hint="default"/>
+        </w:rPr>
+      </w:pPr>
+    </w:p>
+    <w:p>
+      <w:pPr>
+        <w:bidi w:val="0"/>
+        <w:rPr>
+          <w:rFonts w:hint="default"/>
+        </w:rPr>
+      </w:pPr>
+    </w:p>
+    <w:p>
+      <w:pPr>
+        <w:bidi w:val="0"/>
+        <w:rPr>
+          <w:rFonts w:hint="default"/>
+        </w:rPr>
+      </w:pPr>
+    </w:p>
+    <w:p>
+      <w:pPr>
+        <w:rPr>
+          <w:rFonts w:hint="default"/>
           <w:lang w:val="en-US" w:eastAsia="zh-CN"/>
         </w:rPr>
-        <w:t>小一</w:t>
-      </w:r>
-    </w:p>
-    <w:p>
-      <w:pPr>
-        <w:bidi w:val="0"/>
-        <w:rPr>
-          <w:rFonts w:hint="eastAsia"/>
-          <w:color w:val="4874CB" w:themeColor="accent1"/>
-          <w:sz w:val="36"/>
-          <w:szCs w:val="36"/>
-          <w:lang w:val="en-US" w:eastAsia="zh-CN"/>
-          <w14:textFill>
-            <w14:solidFill>
-              <w14:schemeClr w14:val="accent1"/>
-            </w14:solidFill>
-          </w14:textFill>
-        </w:rPr>
-      </w:pPr>
-      <w:r>
-        <w:rPr>
-          <w:rFonts w:hint="eastAsia"/>
-          <w:color w:val="4874CB" w:themeColor="accent1"/>
-          <w:sz w:val="36"/>
-          <w:szCs w:val="36"/>
-          <w:lang w:val="en-US" w:eastAsia="zh-CN"/>
-          <w14:textFill>
-            <w14:solidFill>
-              <w14:schemeClr w14:val="accent1"/>
-            </w14:solidFill>
-          </w14:textFill>
-        </w:rPr>
-        <w:t>二号</w:t>
-      </w:r>
-    </w:p>
-    <w:p>
-      <w:pPr>
-        <w:bidi w:val="0"/>
-        <w:rPr>
-          <w:rFonts w:hint="eastAsia"/>
-          <w:sz w:val="36"/>
-          <w:szCs w:val="36"/>
-          <w:u w:val="single"/>
-          <w:lang w:val="en-US" w:eastAsia="zh-CN"/>
-        </w:rPr>
-      </w:pPr>
-      <w:r>
-        <w:rPr>
-          <w:rFonts w:hint="eastAsia"/>
-          <w:sz w:val="36"/>
-          <w:szCs w:val="36"/>
-          <w:u w:val="single"/>
-          <w:lang w:val="en-US" w:eastAsia="zh-CN"/>
-        </w:rPr>
-        <w:t>小二</w:t>
-      </w:r>
-    </w:p>
-    <w:p>
-      <w:pPr>
-        <w:bidi w:val="0"/>
-        <w:rPr>
-          <w:rFonts w:hint="eastAsia"/>
-          <w:sz w:val="32"/>
-          <w:szCs w:val="32"/>
-          <w:highlight w:val="yellow"/>
-          <w:lang w:val="en-US" w:eastAsia="zh-CN"/>
-        </w:rPr>
-      </w:pPr>
-      <w:r>
-        <w:rPr>
-          <w:rFonts w:hint="eastAsia"/>
-          <w:sz w:val="32"/>
-          <w:szCs w:val="32"/>
-          <w:highlight w:val="yellow"/>
-          <w:lang w:val="en-US" w:eastAsia="zh-CN"/>
-        </w:rPr>
-        <w:t>三号</w:t>
-      </w:r>
-    </w:p>
-    <w:p>
-      <w:pPr>
-        <w:bidi w:val="0"/>
-        <w:rPr>
-          <w:rFonts w:hint="eastAsia"/>
-          <w:sz w:val="30"/>
-          <w:szCs w:val="30"/>
-          <w:lang w:val="en-US" w:eastAsia="zh-CN"/>
-        </w:rPr>
-      </w:pPr>
-      <w:r>
-        <w:rPr>
-          <w:rFonts w:hint="eastAsia"/>
-          <w:sz w:val="30"/>
-          <w:szCs w:val="30"/>
-          <w:lang w:val="en-US" w:eastAsia="zh-CN"/>
-        </w:rPr>
-        <w:t>小三</w:t>
-      </w:r>
-    </w:p>
-    <w:p>
-      <w:pPr>
-        <w:bidi w:val="0"/>
-        <w:rPr>
-          <w:rFonts w:hint="eastAsia"/>
-          <w:i/>
-          <w:iCs/>
-          <w:sz w:val="28"/>
-          <w:szCs w:val="28"/>
-          <w:lang w:val="en-US" w:eastAsia="zh-CN"/>
-        </w:rPr>
-      </w:pPr>
-      <w:r>
-        <w:rPr>
-          <w:rFonts w:hint="eastAsia"/>
-          <w:i/>
-          <w:iCs/>
-          <w:sz w:val="28"/>
-          <w:szCs w:val="28"/>
-          <w:lang w:val="en-US" w:eastAsia="zh-CN"/>
-        </w:rPr>
-        <w:t>四号</w:t>
-      </w:r>
-    </w:p>
-    <w:p>
-      <w:pPr>
-        <w:bidi w:val="0"/>
-        <w:rPr>
-          <w:rFonts w:hint="eastAsia"/>
-          <w:b/>
-          <w:bCs/>
-          <w:sz w:val="24"/>
-          <w:szCs w:val="24"/>
-          <w:lang w:val="en-US" w:eastAsia="zh-CN"/>
-        </w:rPr>
-      </w:pPr>
-      <w:r>
-        <w:rPr>
-          <w:rFonts w:hint="eastAsia"/>
-          <w:b/>
-          <w:bCs/>
-          <w:sz w:val="24"/>
-          <w:szCs w:val="24"/>
-          <w:lang w:val="en-US" w:eastAsia="zh-CN"/>
-        </w:rPr>
-        <w:t>小四</w:t>
-      </w:r>
-      <w:bookmarkStart w:id="0" w:name="_GoBack"/>
-      <w:bookmarkEnd w:id="0"/>
-    </w:p>
-    <w:p>
-      <w:pPr>
-        <w:bidi w:val="0"/>
-        <w:jc w:val="center"/>
-        <w:rPr>
-          <w:rFonts w:hint="eastAsia"/>
-          <w:sz w:val="21"/>
-          <w:szCs w:val="21"/>
-          <w:lang w:val="en-US" w:eastAsia="zh-CN"/>
-        </w:rPr>
-      </w:pPr>
-      <w:r>
-        <w:rPr>
-          <w:rFonts w:hint="eastAsia"/>
-          <w:sz w:val="21"/>
-          <w:szCs w:val="21"/>
-          <w:lang w:val="en-US" w:eastAsia="zh-CN"/>
-        </w:rPr>
-        <w:t>五号</w:t>
-      </w:r>
-    </w:p>
-    <w:p>
-      <w:pPr>
-        <w:bidi w:val="0"/>
-        <w:rPr>
-          <w:rFonts w:hint="eastAsia"/>
-          <w:sz w:val="18"/>
-          <w:szCs w:val="18"/>
-          <w:lang w:val="en-US" w:eastAsia="zh-CN"/>
-        </w:rPr>
-      </w:pPr>
-      <w:r>
-        <w:rPr>
-          <w:rFonts w:hint="eastAsia"/>
-          <w:sz w:val="18"/>
-          <w:szCs w:val="18"/>
-          <w:lang w:val="en-US" w:eastAsia="zh-CN"/>
-        </w:rPr>
-        <w:t>小五</w:t>
-      </w:r>
-    </w:p>
-    <w:p>
-      <w:pPr>
-        <w:bidi w:val="0"/>
-        <w:rPr>
-          <w:rFonts w:hint="eastAsia"/>
-          <w:sz w:val="15"/>
-          <w:szCs w:val="15"/>
-          <w:lang w:val="en-US" w:eastAsia="zh-CN"/>
-        </w:rPr>
-      </w:pPr>
-      <w:r>
-        <w:rPr>
-          <w:rFonts w:hint="eastAsia"/>
-          <w:sz w:val="15"/>
-          <w:szCs w:val="15"/>
-          <w:lang w:val="en-US" w:eastAsia="zh-CN"/>
-        </w:rPr>
-        <w:t>六号</w:t>
-      </w:r>
-    </w:p>
-    <w:p>
-      <w:pPr>
-        <w:bidi w:val="0"/>
-        <w:rPr>
-          <w:rFonts w:hint="eastAsia"/>
-          <w:sz w:val="13"/>
-          <w:szCs w:val="13"/>
-          <w:lang w:val="en-US" w:eastAsia="zh-CN"/>
-        </w:rPr>
-      </w:pPr>
-      <w:r>
-        <w:rPr>
-          <w:rFonts w:hint="eastAsia"/>
-          <w:sz w:val="13"/>
-          <w:szCs w:val="13"/>
-          <w:lang w:val="en-US" w:eastAsia="zh-CN"/>
-        </w:rPr>
-        <w:t>小六</w:t>
-      </w:r>
-    </w:p>
-    <w:p>
-      <w:pPr>
-        <w:bidi w:val="0"/>
-        <w:rPr>
-          <w:rFonts w:hint="eastAsia"/>
-          <w:sz w:val="11"/>
-          <w:szCs w:val="11"/>
-          <w:lang w:val="en-US" w:eastAsia="zh-CN"/>
-        </w:rPr>
-      </w:pPr>
-      <w:r>
-        <w:rPr>
-          <w:rFonts w:hint="eastAsia"/>
-          <w:sz w:val="11"/>
-          <w:szCs w:val="11"/>
-          <w:lang w:val="en-US" w:eastAsia="zh-CN"/>
-        </w:rPr>
-        <w:t>七号</w:t>
-      </w:r>
-    </w:p>
-    <w:p>
-      <w:pPr>
-        <w:bidi w:val="0"/>
-        <w:rPr>
-          <w:rFonts w:hint="default"/>
-          <w:sz w:val="10"/>
-          <w:szCs w:val="10"/>
-          <w:lang w:val="en-US" w:eastAsia="zh-CN"/>
-        </w:rPr>
-      </w:pPr>
-      <w:r>
-        <w:rPr>
-          <w:rFonts w:hint="eastAsia"/>
-          <w:sz w:val="10"/>
-          <w:szCs w:val="10"/>
-          <w:lang w:val="en-US" w:eastAsia="zh-CN"/>
-        </w:rPr>
-        <w:t>八号</w:t>
-      </w:r>
+      </w:pPr>
+      <w:bookmarkStart w:id="3" w:name="_GoBack"/>
+      <w:bookmarkEnd w:id="3"/>
     </w:p>
     <w:sectPr>
       <w:pgSz w:w="11906" w:h="16838"/>
       <w:pgMar w:top="1440" w:right="1800" w:bottom="1440" w:left="1800" w:header="851" w:footer="992" w:gutter="0"/>
+      <w:pgBorders>
+        <w:top w:val="none" w:sz="0" w:space="0"/>
+        <w:left w:val="none" w:sz="0" w:space="0"/>
+        <w:bottom w:val="none" w:sz="0" w:space="0"/>
+        <w:right w:val="none" w:sz="0" w:space="0"/>
+      </w:pgBorders>
       <w:cols w:space="425" w:num="1"/>
       <w:docGrid w:type="lines" w:linePitch="312" w:charSpace="0"/>
     </w:sectPr>
@@ -388,6 +336,12 @@
 </w:endnotes>
 </file>
 
+<file path=word/footer1.xml><?xml version="1.0" encoding="utf-8"?>
+<w:ftr xmlns:wpc="http://schemas.microsoft.com/office/word/2010/wordprocessingCanvas" xmlns:mc="http://schemas.openxmlformats.org/markup-compatibility/2006" xmlns:o="urn:schemas-microsoft-com:office:office" xmlns:r="http://schemas.openxmlformats.org/officeDocument/2006/relationships" xmlns:m="http://schemas.openxmlformats.org/officeDocument/2006/math" xmlns:v="urn:schemas-microsoft-com:vml" xmlns:wp14="http://schemas.microsoft.com/office/word/2010/wordprocessingDrawing" xmlns:wp="http://schemas.openxmlformats.org/drawingml/2006/wordprocessingDrawing" xmlns:w10="urn:schemas-microsoft-com:office:word" xmlns:w="http://schemas.openxmlformats.org/wordprocessingml/2006/main" xmlns:w14="http://schemas.microsoft.com/office/word/2010/wordml" xmlns:w15="http://schemas.microsoft.com/office/word/2012/wordml" xmlns:wpg="http://schemas.microsoft.com/office/word/2010/wordprocessingGroup" xmlns:wpi="http://schemas.microsoft.com/office/word/2010/wordprocessingInk" xmlns:wne="http://schemas.microsoft.com/office/word/2006/wordml" xmlns:wps="http://schemas.microsoft.com/office/word/2010/wordprocessingShape" xmlns:wpsCustomData="http://www.wps.cn/officeDocument/2013/wpsCustomData" mc:Ignorable="w14 w15 wp14">
+  <w:p/>
+</w:ftr>
+</file>
+
 <file path=word/footnotes.xml><?xml version="1.0" encoding="utf-8"?>
 <w:footnotes xmlns:wpc="http://schemas.microsoft.com/office/word/2010/wordprocessingCanvas" xmlns:mc="http://schemas.openxmlformats.org/markup-compatibility/2006" xmlns:o="urn:schemas-microsoft-com:office:office" xmlns:r="http://schemas.openxmlformats.org/officeDocument/2006/relationships" xmlns:m="http://schemas.openxmlformats.org/officeDocument/2006/math" xmlns:v="urn:schemas-microsoft-com:vml" xmlns:wp14="http://schemas.microsoft.com/office/word/2010/wordprocessingDrawing" xmlns:wp="http://schemas.openxmlformats.org/drawingml/2006/wordprocessingDrawing" xmlns:w="http://schemas.openxmlformats.org/wordprocessingml/2006/main" xmlns:w14="http://schemas.microsoft.com/office/word/2010/wordml" xmlns:w15="http://schemas.microsoft.com/office/word/2012/wordml" xmlns:w10="urn:schemas-microsoft-com:office:word" xmlns:wpg="http://schemas.microsoft.com/office/word/2010/wordprocessingGroup" xmlns:wpi="http://schemas.microsoft.com/office/word/2010/wordprocessingInk" xmlns:wne="http://schemas.microsoft.com/office/word/2006/wordml" xmlns:wps="http://schemas.microsoft.com/office/word/2010/wordprocessingShape" xmlns:wpsCustomData="http://www.wps.cn/officeDocument/2013/wpsCustomData" mc:Ignorable="w14 w15 wp14">
   <w:footnote w:type="separator" w:id="0">
@@ -413,6 +367,61 @@
     </w:p>
   </w:footnote>
 </w:footnotes>
+</file>
+
+<file path=word/header1.xml><?xml version="1.0" encoding="utf-8"?>
+<w:hdr xmlns:wpc="http://schemas.microsoft.com/office/word/2010/wordprocessingCanvas" xmlns:mc="http://schemas.openxmlformats.org/markup-compatibility/2006" xmlns:o="urn:schemas-microsoft-com:office:office" xmlns:r="http://schemas.openxmlformats.org/officeDocument/2006/relationships" xmlns:m="http://schemas.openxmlformats.org/officeDocument/2006/math" xmlns:v="urn:schemas-microsoft-com:vml" xmlns:wp14="http://schemas.microsoft.com/office/word/2010/wordprocessingDrawing" xmlns:wp="http://schemas.openxmlformats.org/drawingml/2006/wordprocessingDrawing" xmlns:w10="urn:schemas-microsoft-com:office:word" xmlns:w="http://schemas.openxmlformats.org/wordprocessingml/2006/main" xmlns:w14="http://schemas.microsoft.com/office/word/2010/wordml" xmlns:w15="http://schemas.microsoft.com/office/word/2012/wordml" xmlns:wpg="http://schemas.microsoft.com/office/word/2010/wordprocessingGroup" xmlns:wpi="http://schemas.microsoft.com/office/word/2010/wordprocessingInk" xmlns:wne="http://schemas.microsoft.com/office/word/2006/wordml" xmlns:wps="http://schemas.microsoft.com/office/word/2010/wordprocessingShape" xmlns:wpsCustomData="http://www.wps.cn/officeDocument/2013/wpsCustomData" mc:Ignorable="w14 w15 wp14">
+  <w:p>
+    <w:pPr>
+      <w:pStyle w:val="5"/>
+      <w:rPr>
+        <w:rFonts w:ascii="宋体" w:hAnsi="宋体"/>
+        <w:sz w:val="21"/>
+        <w:szCs w:val="21"/>
+      </w:rPr>
+    </w:pPr>
+    <w:r>
+      <w:rPr>
+        <w:rFonts w:hint="eastAsia" w:ascii="宋体" w:hAnsi="宋体"/>
+        <w:sz w:val="21"/>
+        <w:szCs w:val="21"/>
+      </w:rPr>
+      <w:t>天津仁爱学院</w:t>
+    </w:r>
+    <w:r>
+      <w:rPr>
+        <w:rFonts w:hint="cs"/>
+        <w:sz w:val="21"/>
+        <w:szCs w:val="21"/>
+        <w:cs/>
+      </w:rPr>
+      <w:t>2</w:t>
+    </w:r>
+    <w:r>
+      <w:rPr>
+        <w:sz w:val="21"/>
+        <w:szCs w:val="21"/>
+      </w:rPr>
+      <w:t>02</w:t>
+    </w:r>
+    <w:r>
+      <w:rPr>
+        <w:rFonts w:hint="eastAsia"/>
+        <w:sz w:val="21"/>
+        <w:szCs w:val="21"/>
+      </w:rPr>
+      <w:t>5</w:t>
+    </w:r>
+    <w:r>
+      <w:rPr>
+        <w:rFonts w:hint="eastAsia" w:ascii="宋体" w:hAnsi="宋体"/>
+        <w:sz w:val="21"/>
+        <w:szCs w:val="21"/>
+      </w:rPr>
+      <w:t>届本科生毕业设计（论文）</w:t>
+    </w:r>
+  </w:p>
+</w:hdr>
 </file>
 
 <file path=word/styles.xml><?xml version="1.0" encoding="utf-8"?>
@@ -457,7 +466,7 @@
     <w:lsdException w:unhideWhenUsed="0" w:uiPriority="0" w:semiHidden="0" w:name="Normal Indent"/>
     <w:lsdException w:unhideWhenUsed="0" w:uiPriority="0" w:semiHidden="0" w:name="footnote text"/>
     <w:lsdException w:unhideWhenUsed="0" w:uiPriority="0" w:semiHidden="0" w:name="annotation text"/>
-    <w:lsdException w:unhideWhenUsed="0" w:uiPriority="0" w:semiHidden="0" w:name="header"/>
+    <w:lsdException w:qFormat="1" w:unhideWhenUsed="0" w:uiPriority="99" w:semiHidden="0" w:name="header"/>
     <w:lsdException w:unhideWhenUsed="0" w:uiPriority="0" w:semiHidden="0" w:name="footer"/>
     <w:lsdException w:unhideWhenUsed="0" w:uiPriority="0" w:semiHidden="0" w:name="index heading"/>
     <w:lsdException w:qFormat="1" w:uiPriority="0" w:name="caption"/>
@@ -574,7 +583,7 @@
     <w:lsdException w:unhideWhenUsed="0" w:uiPriority="0" w:semiHidden="0" w:name="Table Web 2"/>
     <w:lsdException w:unhideWhenUsed="0" w:uiPriority="0" w:semiHidden="0" w:name="Table Web 3"/>
     <w:lsdException w:unhideWhenUsed="0" w:uiPriority="0" w:semiHidden="0" w:name="Balloon Text"/>
-    <w:lsdException w:unhideWhenUsed="0" w:uiPriority="0" w:semiHidden="0" w:name="Table Grid"/>
+    <w:lsdException w:qFormat="1" w:unhideWhenUsed="0" w:uiPriority="0" w:semiHidden="0" w:name="Table Grid"/>
     <w:lsdException w:unhideWhenUsed="0" w:uiPriority="0" w:semiHidden="0" w:name="Table Theme"/>
     <w:lsdException w:unhideWhenUsed="0" w:uiPriority="60" w:semiHidden="0" w:name="Light Shading"/>
     <w:lsdException w:unhideWhenUsed="0" w:uiPriority="61" w:semiHidden="0" w:name="Light List"/>
@@ -715,7 +724,7 @@
     <w:name w:val="heading 2"/>
     <w:basedOn w:val="1"/>
     <w:next w:val="1"/>
-    <w:link w:val="8"/>
+    <w:link w:val="10"/>
     <w:unhideWhenUsed/>
     <w:qFormat/>
     <w:uiPriority w:val="0"/>
@@ -737,7 +746,7 @@
     <w:name w:val="heading 3"/>
     <w:basedOn w:val="1"/>
     <w:next w:val="1"/>
-    <w:link w:val="7"/>
+    <w:link w:val="9"/>
     <w:unhideWhenUsed/>
     <w:qFormat/>
     <w:uiPriority w:val="0"/>
@@ -755,13 +764,13 @@
       <w:lang w:bidi="ar"/>
     </w:rPr>
   </w:style>
-  <w:style w:type="character" w:default="1" w:styleId="6">
+  <w:style w:type="character" w:default="1" w:styleId="8">
     <w:name w:val="Default Paragraph Font"/>
     <w:semiHidden/>
     <w:qFormat/>
     <w:uiPriority w:val="0"/>
   </w:style>
-  <w:style w:type="table" w:default="1" w:styleId="5">
+  <w:style w:type="table" w:default="1" w:styleId="6">
     <w:name w:val="Normal Table"/>
     <w:semiHidden/>
     <w:qFormat/>
@@ -775,7 +784,48 @@
       </w:tblCellMar>
     </w:tblPr>
   </w:style>
-  <w:style w:type="character" w:customStyle="1" w:styleId="7">
+  <w:style w:type="paragraph" w:styleId="5">
+    <w:name w:val="header"/>
+    <w:basedOn w:val="1"/>
+    <w:qFormat/>
+    <w:uiPriority w:val="99"/>
+    <w:pPr>
+      <w:pBdr>
+        <w:bottom w:val="single" w:color="auto" w:sz="6" w:space="1"/>
+      </w:pBdr>
+      <w:tabs>
+        <w:tab w:val="center" w:pos="4153"/>
+        <w:tab w:val="right" w:pos="8306"/>
+      </w:tabs>
+      <w:snapToGrid w:val="0"/>
+      <w:jc w:val="center"/>
+    </w:pPr>
+    <w:rPr>
+      <w:sz w:val="18"/>
+      <w:szCs w:val="18"/>
+    </w:rPr>
+  </w:style>
+  <w:style w:type="table" w:styleId="7">
+    <w:name w:val="Table Grid"/>
+    <w:basedOn w:val="6"/>
+    <w:qFormat/>
+    <w:uiPriority w:val="0"/>
+    <w:pPr>
+      <w:widowControl w:val="0"/>
+      <w:jc w:val="both"/>
+    </w:pPr>
+    <w:tblPr>
+      <w:tblBorders>
+        <w:top w:val="single" w:color="auto" w:sz="4" w:space="0"/>
+        <w:left w:val="single" w:color="auto" w:sz="4" w:space="0"/>
+        <w:bottom w:val="single" w:color="auto" w:sz="4" w:space="0"/>
+        <w:right w:val="single" w:color="auto" w:sz="4" w:space="0"/>
+        <w:insideH w:val="single" w:color="auto" w:sz="4" w:space="0"/>
+        <w:insideV w:val="single" w:color="auto" w:sz="4" w:space="0"/>
+      </w:tblBorders>
+    </w:tblPr>
+  </w:style>
+  <w:style w:type="character" w:customStyle="1" w:styleId="9">
     <w:name w:val="标题 3 字符"/>
     <w:link w:val="4"/>
     <w:semiHidden/>
@@ -789,7 +839,7 @@
       <w:szCs w:val="32"/>
     </w:rPr>
   </w:style>
-  <w:style w:type="character" w:customStyle="1" w:styleId="8">
+  <w:style w:type="character" w:customStyle="1" w:styleId="10">
     <w:name w:val="标题 2 字符"/>
     <w:link w:val="3"/>
     <w:semiHidden/>
